--- a/narratives/Milestone 4 Narrative.docx
+++ b/narratives/Milestone 4 Narrative.docx
@@ -19,31 +19,7 @@
         <w:rPr>
           <w:rFonts w:ascii="Times New Roman" w:hAnsi="Times New Roman" w:cs="Times New Roman"/>
         </w:rPr>
-        <w:t xml:space="preserve">This artifact is a rescue animal management application </w:t>
-      </w:r>
-      <w:r>
-        <w:rPr>
-          <w:rFonts w:ascii="Times New Roman" w:hAnsi="Times New Roman" w:cs="Times New Roman"/>
-        </w:rPr>
-        <w:t>developed</w:t>
-      </w:r>
-      <w:r>
-        <w:rPr>
-          <w:rFonts w:ascii="Times New Roman" w:hAnsi="Times New Roman" w:cs="Times New Roman"/>
-        </w:rPr>
-        <w:t xml:space="preserve"> in Java. The application is console-based and allows users to intake new rescue dogs and monkeys, reserve animals, and print lists of dogs, monkeys, or available rescue animals </w:t>
-      </w:r>
-      <w:r>
-        <w:rPr>
-          <w:rFonts w:ascii="Times New Roman" w:hAnsi="Times New Roman" w:cs="Times New Roman"/>
-        </w:rPr>
-        <w:t>through</w:t>
-      </w:r>
-      <w:r>
-        <w:rPr>
-          <w:rFonts w:ascii="Times New Roman" w:hAnsi="Times New Roman" w:cs="Times New Roman"/>
-        </w:rPr>
-        <w:t xml:space="preserve"> a menu system. This project was originally developed as a final project while I was enrolled in IT-145: Foundation in Application development.</w:t>
+        <w:t>This artifact is a rescue animal management application developed in Java. The application is console-based and allows users to intake new rescue dogs and monkeys, reserve animals, and print lists of dogs, monkeys, or available rescue animals through a menu system. This project was originally developed as a final project while I was enrolled in IT-145: Foundation in Application Development.</w:t>
       </w:r>
     </w:p>
     <w:p>
@@ -122,27 +98,26 @@
           <w:rFonts w:ascii="Times New Roman" w:hAnsi="Times New Roman" w:cs="Times New Roman"/>
         </w:rPr>
         <w:tab/>
-        <w:t xml:space="preserve">Adding database functionality also required created a dedicated </w:t>
+      </w:r>
+      <w:r>
+        <w:rPr>
+          <w:rFonts w:ascii="Times New Roman" w:hAnsi="Times New Roman" w:cs="Times New Roman"/>
+        </w:rPr>
+        <w:t xml:space="preserve">Adding database functionality also required creating a dedicated </w:t>
       </w:r>
       <w:proofErr w:type="spellStart"/>
       <w:r>
         <w:rPr>
           <w:rFonts w:ascii="Times New Roman" w:hAnsi="Times New Roman" w:cs="Times New Roman"/>
         </w:rPr>
-        <w:t>AniamalDatbase</w:t>
+        <w:t>AnimalDatabase</w:t>
       </w:r>
       <w:proofErr w:type="spellEnd"/>
       <w:r>
         <w:rPr>
           <w:rFonts w:ascii="Times New Roman" w:hAnsi="Times New Roman" w:cs="Times New Roman"/>
         </w:rPr>
-        <w:t xml:space="preserve"> class to </w:t>
-      </w:r>
-      <w:r>
-        <w:rPr>
-          <w:rFonts w:ascii="Times New Roman" w:hAnsi="Times New Roman" w:cs="Times New Roman"/>
-        </w:rPr>
-        <w:t>provide database operations for the application. This class contains the methods used to connect to MongoDB, save dog and monkey records, load saved records, and update animal reservation status. Keeping the database logic in a separate class improved the organization of the application by separating database operations from the rest of the program logic. This structure also supports better control over how animal records are accessed and updated because database interactions are handled through specific methods rather than being spread throughout the application.</w:t>
+        <w:t xml:space="preserve"> class to provide database operations for the application. This class contains the methods used to connect to MongoDB, save dog and monkey records, load saved records, and update animal reservation status. Keeping the database logic in a separate class improved the organization of the application by separating database operations from the rest of the program logic. This structure also supports better control over how animal records are accessed and updated because database interactions are handled through specific methods rather than being spread throughout the application.</w:t>
       </w:r>
     </w:p>
     <w:p>
@@ -253,37 +228,21 @@
         <w:rPr>
           <w:rFonts w:ascii="Times New Roman" w:hAnsi="Times New Roman" w:cs="Times New Roman"/>
         </w:rPr>
-        <w:t xml:space="preserve">These enhancements met the course outcomes I planned to address, which were Course Outcome 1 and Course Outcome 5. Course Outcome 1 was addressed by improving how rescue animal </w:t>
-      </w:r>
-      <w:r>
-        <w:rPr>
-          <w:rFonts w:ascii="Times New Roman" w:hAnsi="Times New Roman" w:cs="Times New Roman"/>
-        </w:rPr>
-        <w:t>records</w:t>
-      </w:r>
-      <w:r>
-        <w:rPr>
-          <w:rFonts w:ascii="Times New Roman" w:hAnsi="Times New Roman" w:cs="Times New Roman"/>
-        </w:rPr>
-        <w:t xml:space="preserve"> are stored, accessed, and used to support decision-making. By adding </w:t>
-      </w:r>
-      <w:r>
-        <w:rPr>
-          <w:rFonts w:ascii="Times New Roman" w:hAnsi="Times New Roman" w:cs="Times New Roman"/>
-        </w:rPr>
-        <w:t xml:space="preserve">persistent database storage, the application can provide more reliable information about animal availability, training status, reservation status, and service location. </w:t>
-      </w:r>
-      <w:r>
-        <w:rPr>
-          <w:rFonts w:ascii="Times New Roman" w:hAnsi="Times New Roman" w:cs="Times New Roman"/>
-        </w:rPr>
-        <w:t xml:space="preserve">Course Outcome 5 was addressed by improving controlled data access through a dedicated database class and more organized handling of animal records. During the enhancement, database access was structured through specific methods for saving records, loading records, and updating reservation status, which helps make data access more consistent and controlled. </w:t>
-      </w:r>
-      <w:r>
-        <w:rPr>
-          <w:rFonts w:ascii="Times New Roman" w:hAnsi="Times New Roman" w:cs="Times New Roman"/>
-        </w:rPr>
-        <w:t>I do not currently have any new updates to my outcome-coverage plan.</w:t>
+        <w:t xml:space="preserve">The enhancements to this artifact met the course outcomes I planned to address, which were Course Outcomes 1 and 5. Course Outcome 1 focuses on using collaborative strategies and reliable information to support decision-making in computer science. This outcome was addressed by improving how rescue animal records are stored, accessed, and used to provide dependable information about animal availability, training status, reservation status, and service location. Course Outcome 5 focuses on developing a security mindset that anticipates vulnerabilities, protects data, and supports secure system design. This outcome was addressed by centralizing database access through a dedicated </w:t>
+      </w:r>
+      <w:proofErr w:type="spellStart"/>
+      <w:r>
+        <w:rPr>
+          <w:rFonts w:ascii="Times New Roman" w:hAnsi="Times New Roman" w:cs="Times New Roman"/>
+        </w:rPr>
+        <w:t>AnimalDatabase</w:t>
+      </w:r>
+      <w:proofErr w:type="spellEnd"/>
+      <w:r>
+        <w:rPr>
+          <w:rFonts w:ascii="Times New Roman" w:hAnsi="Times New Roman" w:cs="Times New Roman"/>
+        </w:rPr>
+        <w:t xml:space="preserve"> class and organizing database operations through specific methods for saving records, loading records, and updating reservation status. This structure reduces unnecessary direct interaction with the database and provides a clearer location for managing validation, connection settings, and future security improvements.</w:t>
       </w:r>
     </w:p>
     <w:p>
@@ -331,7 +290,14 @@
         <w:rPr>
           <w:rFonts w:ascii="Times New Roman" w:hAnsi="Times New Roman" w:cs="Times New Roman"/>
         </w:rPr>
-        <w:t xml:space="preserve"> in the application after restarting the program because the saved records were not being loaded back into the </w:t>
+        <w:t xml:space="preserve"> in the application after restarting the </w:t>
+      </w:r>
+      <w:r>
+        <w:rPr>
+          <w:rFonts w:ascii="Times New Roman" w:hAnsi="Times New Roman" w:cs="Times New Roman"/>
+        </w:rPr>
+        <w:lastRenderedPageBreak/>
+        <w:t xml:space="preserve">program because the saved records were not being loaded back into the </w:t>
       </w:r>
       <w:proofErr w:type="spellStart"/>
       <w:r>
@@ -345,14 +311,7 @@
         <w:rPr>
           <w:rFonts w:ascii="Times New Roman" w:hAnsi="Times New Roman" w:cs="Times New Roman"/>
         </w:rPr>
-        <w:t xml:space="preserve">. I used MongoDB Compass to verify that the records were actually being added to the database, which </w:t>
-      </w:r>
-      <w:r>
-        <w:rPr>
-          <w:rFonts w:ascii="Times New Roman" w:hAnsi="Times New Roman" w:cs="Times New Roman"/>
-        </w:rPr>
-        <w:lastRenderedPageBreak/>
-        <w:t xml:space="preserve">helped me narrow the problem down to the loading process rather than the save process. After correcting the loading functionality, I used MongoDB Compass again to confirm that new records were added to the </w:t>
+        <w:t xml:space="preserve">. I used MongoDB Compass to verify that the records were actually being added to the database, which helped me narrow the problem down to the loading process rather than the save process. After correcting the loading functionality, I used MongoDB Compass again to confirm that new records were added to the </w:t>
       </w:r>
       <w:proofErr w:type="gramStart"/>
       <w:r>
